--- a/contrato_modelo.docx
+++ b/contrato_modelo.docx
@@ -781,7 +781,6 @@
     </w:p>
     <w:p>
       <w:pPr>
-        <w:jc w:val="both"/>
         <w:rPr>
           <w:rFonts w:ascii="Montserrat" w:eastAsia="Montserrat" w:hAnsi="Montserrat" w:cs="Montserrat"/>
           <w:b/>
@@ -830,7 +829,7 @@
         <w:rPr>
           <w:rFonts w:ascii="Montserrat" w:eastAsia="Montserrat" w:hAnsi="Montserrat" w:cs="Montserrat"/>
         </w:rPr>
-        <w:t xml:space="preserve">, </w:t>
+        <w:t xml:space="preserve">: </w:t>
       </w:r>
       <w:r>
         <w:rPr>
@@ -874,7 +873,6 @@
     </w:p>
     <w:p>
       <w:pPr>
-        <w:jc w:val="both"/>
         <w:rPr>
           <w:rFonts w:ascii="Montserrat" w:eastAsia="Montserrat" w:hAnsi="Montserrat" w:cs="Montserrat"/>
         </w:rPr>
@@ -957,7 +955,6 @@
     </w:p>
     <w:p>
       <w:pPr>
-        <w:jc w:val="both"/>
         <w:rPr>
           <w:rFonts w:ascii="Montserrat" w:eastAsia="Montserrat" w:hAnsi="Montserrat" w:cs="Montserrat"/>
           <w:b/>
@@ -966,7 +963,6 @@
     </w:p>
     <w:p>
       <w:pPr>
-        <w:jc w:val="both"/>
         <w:rPr>
           <w:rFonts w:ascii="Montserrat" w:eastAsia="Montserrat" w:hAnsi="Montserrat" w:cs="Montserrat"/>
           <w:b/>
@@ -1094,7 +1090,6 @@
     </w:p>
     <w:p>
       <w:pPr>
-        <w:jc w:val="both"/>
         <w:rPr>
           <w:rFonts w:ascii="Montserrat" w:eastAsia="Montserrat" w:hAnsi="Montserrat" w:cs="Montserrat"/>
           <w:b/>
@@ -1103,7 +1098,6 @@
     </w:p>
     <w:p>
       <w:pPr>
-        <w:jc w:val="both"/>
         <w:rPr>
           <w:rFonts w:ascii="Montserrat" w:eastAsia="Montserrat" w:hAnsi="Montserrat" w:cs="Montserrat"/>
         </w:rPr>
@@ -1136,7 +1130,6 @@
         </w:pBdr>
         <w:spacing w:after="0"/>
         <w:ind w:left="0" w:firstLine="0"/>
-        <w:jc w:val="both"/>
         <w:rPr>
           <w:rFonts w:ascii="Montserrat" w:eastAsia="Montserrat" w:hAnsi="Montserrat" w:cs="Montserrat"/>
           <w:color w:val="000000"/>
@@ -1165,7 +1158,6 @@
         </w:pBdr>
         <w:spacing w:before="0" w:after="0"/>
         <w:ind w:left="0" w:firstLine="0"/>
-        <w:jc w:val="both"/>
         <w:rPr>
           <w:rFonts w:ascii="Montserrat" w:eastAsia="Montserrat" w:hAnsi="Montserrat" w:cs="Montserrat"/>
           <w:color w:val="000000"/>
@@ -1194,7 +1186,6 @@
         </w:pBdr>
         <w:spacing w:before="0"/>
         <w:ind w:left="0" w:firstLine="0"/>
-        <w:jc w:val="both"/>
         <w:rPr>
           <w:rFonts w:ascii="Montserrat" w:eastAsia="Montserrat" w:hAnsi="Montserrat" w:cs="Montserrat"/>
           <w:color w:val="000000"/>
@@ -1210,7 +1201,6 @@
     </w:p>
     <w:p>
       <w:pPr>
-        <w:jc w:val="both"/>
         <w:rPr>
           <w:rFonts w:ascii="Montserrat" w:eastAsia="Montserrat" w:hAnsi="Montserrat" w:cs="Montserrat"/>
         </w:rPr>
@@ -1237,7 +1227,6 @@
     </w:p>
     <w:p>
       <w:pPr>
-        <w:jc w:val="both"/>
         <w:rPr>
           <w:rFonts w:ascii="Montserrat" w:eastAsia="Montserrat" w:hAnsi="Montserrat" w:cs="Montserrat"/>
         </w:rPr>
@@ -1270,7 +1259,6 @@
         </w:pBdr>
         <w:spacing w:after="0"/>
         <w:ind w:left="0" w:firstLine="0"/>
-        <w:jc w:val="both"/>
         <w:rPr>
           <w:rFonts w:ascii="Montserrat" w:eastAsia="Montserrat" w:hAnsi="Montserrat" w:cs="Montserrat"/>
           <w:color w:val="000000"/>
@@ -1299,7 +1287,6 @@
         </w:pBdr>
         <w:spacing w:before="0" w:after="0"/>
         <w:ind w:left="0" w:firstLine="0"/>
-        <w:jc w:val="both"/>
         <w:rPr>
           <w:rFonts w:ascii="Montserrat" w:eastAsia="Montserrat" w:hAnsi="Montserrat" w:cs="Montserrat"/>
           <w:color w:val="000000"/>
@@ -1323,7 +1310,6 @@
           <w:between w:val="nil"/>
         </w:pBdr>
         <w:spacing w:before="0"/>
-        <w:jc w:val="both"/>
         <w:rPr>
           <w:rFonts w:ascii="Montserrat" w:eastAsia="Montserrat" w:hAnsi="Montserrat" w:cs="Montserrat"/>
           <w:color w:val="000000"/>
@@ -1332,7 +1318,6 @@
     </w:p>
     <w:p>
       <w:pPr>
-        <w:jc w:val="both"/>
         <w:rPr>
           <w:rFonts w:ascii="Montserrat" w:eastAsia="Montserrat" w:hAnsi="Montserrat" w:cs="Montserrat"/>
         </w:rPr>
@@ -1360,7 +1345,6 @@
     </w:p>
     <w:p>
       <w:pPr>
-        <w:jc w:val="both"/>
         <w:rPr>
           <w:rFonts w:ascii="Montserrat" w:eastAsia="Montserrat" w:hAnsi="Montserrat" w:cs="Montserrat"/>
         </w:rPr>
@@ -1415,7 +1399,6 @@
     </w:p>
     <w:p>
       <w:pPr>
-        <w:jc w:val="both"/>
         <w:rPr>
           <w:rFonts w:ascii="Montserrat" w:eastAsia="Montserrat" w:hAnsi="Montserrat" w:cs="Montserrat"/>
           <w:b/>
@@ -1424,7 +1407,6 @@
     </w:p>
     <w:p>
       <w:pPr>
-        <w:jc w:val="both"/>
         <w:rPr>
           <w:rFonts w:ascii="Montserrat" w:eastAsia="Montserrat" w:hAnsi="Montserrat" w:cs="Montserrat"/>
         </w:rPr>
@@ -1468,7 +1450,6 @@
     </w:p>
     <w:p>
       <w:pPr>
-        <w:jc w:val="both"/>
         <w:rPr>
           <w:rFonts w:ascii="Montserrat" w:eastAsia="Montserrat" w:hAnsi="Montserrat" w:cs="Montserrat"/>
         </w:rPr>
@@ -1541,15 +1522,13 @@
     </w:p>
     <w:p>
       <w:pPr>
-        <w:jc w:val="both"/>
-        <w:rPr>
-          <w:rFonts w:ascii="Montserrat" w:eastAsia="Montserrat" w:hAnsi="Montserrat" w:cs="Montserrat"/>
-        </w:rPr>
-      </w:pPr>
-    </w:p>
-    <w:p>
-      <w:pPr>
-        <w:jc w:val="both"/>
+        <w:rPr>
+          <w:rFonts w:ascii="Montserrat" w:eastAsia="Montserrat" w:hAnsi="Montserrat" w:cs="Montserrat"/>
+        </w:rPr>
+      </w:pPr>
+    </w:p>
+    <w:p>
+      <w:pPr>
         <w:rPr>
           <w:rFonts w:ascii="Montserrat" w:eastAsia="Montserrat" w:hAnsi="Montserrat" w:cs="Montserrat"/>
         </w:rPr>
@@ -1617,7 +1596,6 @@
     </w:p>
     <w:p>
       <w:pPr>
-        <w:jc w:val="both"/>
         <w:rPr>
           <w:rFonts w:ascii="Montserrat" w:eastAsia="Montserrat" w:hAnsi="Montserrat" w:cs="Montserrat"/>
           <w:b/>
@@ -1626,7 +1604,6 @@
     </w:p>
     <w:p>
       <w:pPr>
-        <w:jc w:val="both"/>
         <w:rPr>
           <w:rFonts w:ascii="Montserrat" w:eastAsia="Montserrat" w:hAnsi="Montserrat" w:cs="Montserrat"/>
         </w:rPr>
@@ -1646,7 +1623,6 @@
     </w:p>
     <w:p>
       <w:pPr>
-        <w:jc w:val="both"/>
         <w:rPr>
           <w:rFonts w:ascii="Montserrat" w:eastAsia="Montserrat" w:hAnsi="Montserrat" w:cs="Montserrat"/>
         </w:rPr>
@@ -1666,7 +1642,6 @@
     </w:p>
     <w:p>
       <w:pPr>
-        <w:jc w:val="both"/>
         <w:rPr>
           <w:rFonts w:ascii="Montserrat" w:eastAsia="Montserrat" w:hAnsi="Montserrat" w:cs="Montserrat"/>
         </w:rPr>
@@ -1686,7 +1661,6 @@
     </w:p>
     <w:p>
       <w:pPr>
-        <w:jc w:val="both"/>
         <w:rPr>
           <w:rFonts w:ascii="Montserrat" w:eastAsia="Montserrat" w:hAnsi="Montserrat" w:cs="Montserrat"/>
         </w:rPr>
@@ -1706,7 +1680,6 @@
     </w:p>
     <w:p>
       <w:pPr>
-        <w:jc w:val="both"/>
         <w:rPr>
           <w:rFonts w:ascii="Montserrat" w:eastAsia="Montserrat" w:hAnsi="Montserrat" w:cs="Montserrat"/>
         </w:rPr>
@@ -1738,33 +1711,806 @@
     </w:p>
     <w:p>
       <w:pPr>
-        <w:jc w:val="both"/>
-        <w:rPr>
-          <w:rFonts w:ascii="Montserrat" w:eastAsia="Montserrat" w:hAnsi="Montserrat" w:cs="Montserrat"/>
-        </w:rPr>
-      </w:pPr>
-      <w:r>
-        <w:rPr>
-          <w:rFonts w:ascii="Montserrat" w:eastAsia="Montserrat" w:hAnsi="Montserrat" w:cs="Montserrat"/>
-        </w:rPr>
-        <w:t xml:space="preserve">- Projetos Estruturais e Complementares (elétrico, hidráulico, </w:t>
-      </w:r>
-      <w:r>
-        <w:rPr>
-          <w:rFonts w:ascii="Montserrat" w:eastAsia="Montserrat" w:hAnsi="Montserrat" w:cs="Montserrat"/>
-        </w:rPr>
-        <w:t>ar-condicionado</w:t>
-      </w:r>
-      <w:r>
-        <w:rPr>
-          <w:rFonts w:ascii="Montserrat" w:eastAsia="Montserrat" w:hAnsi="Montserrat" w:cs="Montserrat"/>
-        </w:rPr>
-        <w:t>, esgoto, automação, som, telefonia, cabeamento estruturado e etc);</w:t>
-      </w:r>
-    </w:p>
-    <w:p>
-      <w:pPr>
-        <w:jc w:val="both"/>
+        <w:rPr>
+          <w:rFonts w:ascii="Montserrat" w:eastAsia="Montserrat" w:hAnsi="Montserrat" w:cs="Montserrat"/>
+        </w:rPr>
+      </w:pPr>
+      <w:r>
+        <w:rPr>
+          <w:rFonts w:ascii="Montserrat" w:eastAsia="Montserrat" w:hAnsi="Montserrat" w:cs="Montserrat"/>
+        </w:rPr>
+        <w:t xml:space="preserve">{% </w:t>
+      </w:r>
+      <w:proofErr w:type="spellStart"/>
+      <w:r>
+        <w:rPr>
+          <w:rFonts w:ascii="Montserrat" w:eastAsia="Montserrat" w:hAnsi="Montserrat" w:cs="Montserrat"/>
+        </w:rPr>
+        <w:t>if</w:t>
+      </w:r>
+      <w:proofErr w:type="spellEnd"/>
+      <w:r>
+        <w:rPr>
+          <w:rFonts w:ascii="Montserrat" w:eastAsia="Montserrat" w:hAnsi="Montserrat" w:cs="Montserrat"/>
+        </w:rPr>
+        <w:t xml:space="preserve"> NAO_INCLUI_COMPLEMENTARES %}</w:t>
+      </w:r>
+      <w:r>
+        <w:rPr>
+          <w:rFonts w:ascii="Montserrat" w:eastAsia="Montserrat" w:hAnsi="Montserrat" w:cs="Montserrat"/>
+        </w:rPr>
+        <w:br/>
+      </w:r>
+      <w:r>
+        <w:rPr>
+          <w:rFonts w:ascii="Montserrat" w:eastAsia="Montserrat" w:hAnsi="Montserrat" w:cs="Montserrat"/>
+        </w:rPr>
+        <w:br/>
+        <w:t xml:space="preserve">- Projetos </w:t>
+      </w:r>
+      <w:r>
+        <w:rPr>
+          <w:rFonts w:ascii="Montserrat" w:eastAsia="Montserrat" w:hAnsi="Montserrat" w:cs="Montserrat"/>
+        </w:rPr>
+        <w:t>técnicos complementares</w:t>
+      </w:r>
+      <w:r>
+        <w:rPr>
+          <w:rFonts w:ascii="Montserrat" w:eastAsia="Montserrat" w:hAnsi="Montserrat" w:cs="Montserrat"/>
+        </w:rPr>
+        <w:t>:</w:t>
+      </w:r>
+      <w:r>
+        <w:rPr>
+          <w:rFonts w:ascii="Montserrat" w:eastAsia="Montserrat" w:hAnsi="Montserrat" w:cs="Montserrat"/>
+        </w:rPr>
+        <w:br/>
+      </w:r>
+      <w:r>
+        <w:rPr>
+          <w:rFonts w:ascii="Montserrat" w:eastAsia="Montserrat" w:hAnsi="Montserrat" w:cs="Montserrat"/>
+        </w:rPr>
+        <w:br/>
+        <w:t xml:space="preserve">{% </w:t>
+      </w:r>
+      <w:proofErr w:type="spellStart"/>
+      <w:r>
+        <w:rPr>
+          <w:rFonts w:ascii="Montserrat" w:eastAsia="Montserrat" w:hAnsi="Montserrat" w:cs="Montserrat"/>
+        </w:rPr>
+        <w:t>if</w:t>
+      </w:r>
+      <w:proofErr w:type="spellEnd"/>
+      <w:r>
+        <w:rPr>
+          <w:rFonts w:ascii="Montserrat" w:eastAsia="Montserrat" w:hAnsi="Montserrat" w:cs="Montserrat"/>
+        </w:rPr>
+        <w:t xml:space="preserve"> PROJETO_ESTRUTURAL %}</w:t>
+      </w:r>
+      <w:r>
+        <w:rPr>
+          <w:rFonts w:ascii="Montserrat" w:eastAsia="Montserrat" w:hAnsi="Montserrat" w:cs="Montserrat"/>
+        </w:rPr>
+        <w:br/>
+        <w:t>• Projeto estrutural;</w:t>
+      </w:r>
+      <w:r>
+        <w:rPr>
+          <w:rFonts w:ascii="Montserrat" w:eastAsia="Montserrat" w:hAnsi="Montserrat" w:cs="Montserrat"/>
+        </w:rPr>
+        <w:br/>
+        <w:t xml:space="preserve">{% </w:t>
+      </w:r>
+      <w:proofErr w:type="spellStart"/>
+      <w:r>
+        <w:rPr>
+          <w:rFonts w:ascii="Montserrat" w:eastAsia="Montserrat" w:hAnsi="Montserrat" w:cs="Montserrat"/>
+        </w:rPr>
+        <w:t>endif</w:t>
+      </w:r>
+      <w:proofErr w:type="spellEnd"/>
+      <w:r>
+        <w:rPr>
+          <w:rFonts w:ascii="Montserrat" w:eastAsia="Montserrat" w:hAnsi="Montserrat" w:cs="Montserrat"/>
+        </w:rPr>
+        <w:t xml:space="preserve"> %}</w:t>
+      </w:r>
+      <w:r>
+        <w:rPr>
+          <w:rFonts w:ascii="Montserrat" w:eastAsia="Montserrat" w:hAnsi="Montserrat" w:cs="Montserrat"/>
+        </w:rPr>
+        <w:br/>
+      </w:r>
+      <w:r>
+        <w:rPr>
+          <w:rFonts w:ascii="Montserrat" w:eastAsia="Montserrat" w:hAnsi="Montserrat" w:cs="Montserrat"/>
+        </w:rPr>
+        <w:br/>
+        <w:t xml:space="preserve">{% </w:t>
+      </w:r>
+      <w:proofErr w:type="spellStart"/>
+      <w:r>
+        <w:rPr>
+          <w:rFonts w:ascii="Montserrat" w:eastAsia="Montserrat" w:hAnsi="Montserrat" w:cs="Montserrat"/>
+        </w:rPr>
+        <w:t>if</w:t>
+      </w:r>
+      <w:proofErr w:type="spellEnd"/>
+      <w:r>
+        <w:rPr>
+          <w:rFonts w:ascii="Montserrat" w:eastAsia="Montserrat" w:hAnsi="Montserrat" w:cs="Montserrat"/>
+        </w:rPr>
+        <w:t xml:space="preserve"> PROJETO_ELETRICO %}</w:t>
+      </w:r>
+      <w:r>
+        <w:rPr>
+          <w:rFonts w:ascii="Montserrat" w:eastAsia="Montserrat" w:hAnsi="Montserrat" w:cs="Montserrat"/>
+        </w:rPr>
+        <w:br/>
+        <w:t>• Projeto elétrico;</w:t>
+      </w:r>
+      <w:r>
+        <w:rPr>
+          <w:rFonts w:ascii="Montserrat" w:eastAsia="Montserrat" w:hAnsi="Montserrat" w:cs="Montserrat"/>
+        </w:rPr>
+        <w:br/>
+        <w:t xml:space="preserve">{% </w:t>
+      </w:r>
+      <w:proofErr w:type="spellStart"/>
+      <w:r>
+        <w:rPr>
+          <w:rFonts w:ascii="Montserrat" w:eastAsia="Montserrat" w:hAnsi="Montserrat" w:cs="Montserrat"/>
+        </w:rPr>
+        <w:t>endif</w:t>
+      </w:r>
+      <w:proofErr w:type="spellEnd"/>
+      <w:r>
+        <w:rPr>
+          <w:rFonts w:ascii="Montserrat" w:eastAsia="Montserrat" w:hAnsi="Montserrat" w:cs="Montserrat"/>
+        </w:rPr>
+        <w:t xml:space="preserve"> %}</w:t>
+      </w:r>
+      <w:r>
+        <w:rPr>
+          <w:rFonts w:ascii="Montserrat" w:eastAsia="Montserrat" w:hAnsi="Montserrat" w:cs="Montserrat"/>
+        </w:rPr>
+        <w:br/>
+      </w:r>
+      <w:r>
+        <w:rPr>
+          <w:rFonts w:ascii="Montserrat" w:eastAsia="Montserrat" w:hAnsi="Montserrat" w:cs="Montserrat"/>
+        </w:rPr>
+        <w:br/>
+        <w:t xml:space="preserve">{% </w:t>
+      </w:r>
+      <w:proofErr w:type="spellStart"/>
+      <w:r>
+        <w:rPr>
+          <w:rFonts w:ascii="Montserrat" w:eastAsia="Montserrat" w:hAnsi="Montserrat" w:cs="Montserrat"/>
+        </w:rPr>
+        <w:t>if</w:t>
+      </w:r>
+      <w:proofErr w:type="spellEnd"/>
+      <w:r>
+        <w:rPr>
+          <w:rFonts w:ascii="Montserrat" w:eastAsia="Montserrat" w:hAnsi="Montserrat" w:cs="Montserrat"/>
+        </w:rPr>
+        <w:t xml:space="preserve"> PROJETO_HIDRAULICO %}</w:t>
+      </w:r>
+      <w:r>
+        <w:rPr>
+          <w:rFonts w:ascii="Montserrat" w:eastAsia="Montserrat" w:hAnsi="Montserrat" w:cs="Montserrat"/>
+        </w:rPr>
+        <w:br/>
+        <w:t>• Projeto hidráulico;</w:t>
+      </w:r>
+      <w:r>
+        <w:rPr>
+          <w:rFonts w:ascii="Montserrat" w:eastAsia="Montserrat" w:hAnsi="Montserrat" w:cs="Montserrat"/>
+        </w:rPr>
+        <w:br/>
+        <w:t xml:space="preserve">{% </w:t>
+      </w:r>
+      <w:proofErr w:type="spellStart"/>
+      <w:r>
+        <w:rPr>
+          <w:rFonts w:ascii="Montserrat" w:eastAsia="Montserrat" w:hAnsi="Montserrat" w:cs="Montserrat"/>
+        </w:rPr>
+        <w:t>endif</w:t>
+      </w:r>
+      <w:proofErr w:type="spellEnd"/>
+      <w:r>
+        <w:rPr>
+          <w:rFonts w:ascii="Montserrat" w:eastAsia="Montserrat" w:hAnsi="Montserrat" w:cs="Montserrat"/>
+        </w:rPr>
+        <w:t xml:space="preserve"> %}</w:t>
+      </w:r>
+      <w:r>
+        <w:rPr>
+          <w:rFonts w:ascii="Montserrat" w:eastAsia="Montserrat" w:hAnsi="Montserrat" w:cs="Montserrat"/>
+        </w:rPr>
+        <w:br/>
+      </w:r>
+      <w:r>
+        <w:rPr>
+          <w:rFonts w:ascii="Montserrat" w:eastAsia="Montserrat" w:hAnsi="Montserrat" w:cs="Montserrat"/>
+        </w:rPr>
+        <w:br/>
+        <w:t xml:space="preserve">{% </w:t>
+      </w:r>
+      <w:proofErr w:type="spellStart"/>
+      <w:r>
+        <w:rPr>
+          <w:rFonts w:ascii="Montserrat" w:eastAsia="Montserrat" w:hAnsi="Montserrat" w:cs="Montserrat"/>
+        </w:rPr>
+        <w:t>if</w:t>
+      </w:r>
+      <w:proofErr w:type="spellEnd"/>
+      <w:r>
+        <w:rPr>
+          <w:rFonts w:ascii="Montserrat" w:eastAsia="Montserrat" w:hAnsi="Montserrat" w:cs="Montserrat"/>
+        </w:rPr>
+        <w:t xml:space="preserve"> PROJETO_AR_CONDICIONADO %}</w:t>
+      </w:r>
+      <w:r>
+        <w:rPr>
+          <w:rFonts w:ascii="Montserrat" w:eastAsia="Montserrat" w:hAnsi="Montserrat" w:cs="Montserrat"/>
+        </w:rPr>
+        <w:br/>
+        <w:t>• Projeto de ar-condicionado;</w:t>
+      </w:r>
+      <w:r>
+        <w:rPr>
+          <w:rFonts w:ascii="Montserrat" w:eastAsia="Montserrat" w:hAnsi="Montserrat" w:cs="Montserrat"/>
+        </w:rPr>
+        <w:br/>
+        <w:t xml:space="preserve">{% </w:t>
+      </w:r>
+      <w:proofErr w:type="spellStart"/>
+      <w:r>
+        <w:rPr>
+          <w:rFonts w:ascii="Montserrat" w:eastAsia="Montserrat" w:hAnsi="Montserrat" w:cs="Montserrat"/>
+        </w:rPr>
+        <w:t>endif</w:t>
+      </w:r>
+      <w:proofErr w:type="spellEnd"/>
+      <w:r>
+        <w:rPr>
+          <w:rFonts w:ascii="Montserrat" w:eastAsia="Montserrat" w:hAnsi="Montserrat" w:cs="Montserrat"/>
+        </w:rPr>
+        <w:t xml:space="preserve"> %}</w:t>
+      </w:r>
+      <w:r>
+        <w:rPr>
+          <w:rFonts w:ascii="Montserrat" w:eastAsia="Montserrat" w:hAnsi="Montserrat" w:cs="Montserrat"/>
+        </w:rPr>
+        <w:br/>
+      </w:r>
+      <w:r>
+        <w:rPr>
+          <w:rFonts w:ascii="Montserrat" w:eastAsia="Montserrat" w:hAnsi="Montserrat" w:cs="Montserrat"/>
+        </w:rPr>
+        <w:br/>
+        <w:t xml:space="preserve">{% </w:t>
+      </w:r>
+      <w:proofErr w:type="spellStart"/>
+      <w:r>
+        <w:rPr>
+          <w:rFonts w:ascii="Montserrat" w:eastAsia="Montserrat" w:hAnsi="Montserrat" w:cs="Montserrat"/>
+        </w:rPr>
+        <w:t>if</w:t>
+      </w:r>
+      <w:proofErr w:type="spellEnd"/>
+      <w:r>
+        <w:rPr>
+          <w:rFonts w:ascii="Montserrat" w:eastAsia="Montserrat" w:hAnsi="Montserrat" w:cs="Montserrat"/>
+        </w:rPr>
+        <w:t xml:space="preserve"> PROJETO_ESGOTO %}</w:t>
+      </w:r>
+      <w:r>
+        <w:rPr>
+          <w:rFonts w:ascii="Montserrat" w:eastAsia="Montserrat" w:hAnsi="Montserrat" w:cs="Montserrat"/>
+        </w:rPr>
+        <w:br/>
+        <w:t>• Projeto de esgoto;</w:t>
+      </w:r>
+      <w:r>
+        <w:rPr>
+          <w:rFonts w:ascii="Montserrat" w:eastAsia="Montserrat" w:hAnsi="Montserrat" w:cs="Montserrat"/>
+        </w:rPr>
+        <w:br/>
+        <w:t xml:space="preserve">{% </w:t>
+      </w:r>
+      <w:proofErr w:type="spellStart"/>
+      <w:r>
+        <w:rPr>
+          <w:rFonts w:ascii="Montserrat" w:eastAsia="Montserrat" w:hAnsi="Montserrat" w:cs="Montserrat"/>
+        </w:rPr>
+        <w:t>endif</w:t>
+      </w:r>
+      <w:proofErr w:type="spellEnd"/>
+      <w:r>
+        <w:rPr>
+          <w:rFonts w:ascii="Montserrat" w:eastAsia="Montserrat" w:hAnsi="Montserrat" w:cs="Montserrat"/>
+        </w:rPr>
+        <w:t xml:space="preserve"> %}</w:t>
+      </w:r>
+      <w:r>
+        <w:rPr>
+          <w:rFonts w:ascii="Montserrat" w:eastAsia="Montserrat" w:hAnsi="Montserrat" w:cs="Montserrat"/>
+        </w:rPr>
+        <w:br/>
+      </w:r>
+      <w:r>
+        <w:rPr>
+          <w:rFonts w:ascii="Montserrat" w:eastAsia="Montserrat" w:hAnsi="Montserrat" w:cs="Montserrat"/>
+        </w:rPr>
+        <w:br/>
+        <w:t xml:space="preserve">{% </w:t>
+      </w:r>
+      <w:proofErr w:type="spellStart"/>
+      <w:r>
+        <w:rPr>
+          <w:rFonts w:ascii="Montserrat" w:eastAsia="Montserrat" w:hAnsi="Montserrat" w:cs="Montserrat"/>
+        </w:rPr>
+        <w:t>if</w:t>
+      </w:r>
+      <w:proofErr w:type="spellEnd"/>
+      <w:r>
+        <w:rPr>
+          <w:rFonts w:ascii="Montserrat" w:eastAsia="Montserrat" w:hAnsi="Montserrat" w:cs="Montserrat"/>
+        </w:rPr>
+        <w:t xml:space="preserve"> PROJETO_AUTOMACAO %}</w:t>
+      </w:r>
+      <w:r>
+        <w:rPr>
+          <w:rFonts w:ascii="Montserrat" w:eastAsia="Montserrat" w:hAnsi="Montserrat" w:cs="Montserrat"/>
+        </w:rPr>
+        <w:br/>
+        <w:t>• Projeto de automação;</w:t>
+      </w:r>
+      <w:r>
+        <w:rPr>
+          <w:rFonts w:ascii="Montserrat" w:eastAsia="Montserrat" w:hAnsi="Montserrat" w:cs="Montserrat"/>
+        </w:rPr>
+        <w:br/>
+        <w:t xml:space="preserve">{% </w:t>
+      </w:r>
+      <w:proofErr w:type="spellStart"/>
+      <w:r>
+        <w:rPr>
+          <w:rFonts w:ascii="Montserrat" w:eastAsia="Montserrat" w:hAnsi="Montserrat" w:cs="Montserrat"/>
+        </w:rPr>
+        <w:t>endif</w:t>
+      </w:r>
+      <w:proofErr w:type="spellEnd"/>
+      <w:r>
+        <w:rPr>
+          <w:rFonts w:ascii="Montserrat" w:eastAsia="Montserrat" w:hAnsi="Montserrat" w:cs="Montserrat"/>
+        </w:rPr>
+        <w:t xml:space="preserve"> %}</w:t>
+      </w:r>
+      <w:r>
+        <w:rPr>
+          <w:rFonts w:ascii="Montserrat" w:eastAsia="Montserrat" w:hAnsi="Montserrat" w:cs="Montserrat"/>
+        </w:rPr>
+        <w:br/>
+      </w:r>
+      <w:r>
+        <w:rPr>
+          <w:rFonts w:ascii="Montserrat" w:eastAsia="Montserrat" w:hAnsi="Montserrat" w:cs="Montserrat"/>
+        </w:rPr>
+        <w:br/>
+      </w:r>
+      <w:r>
+        <w:rPr>
+          <w:rFonts w:ascii="Montserrat" w:eastAsia="Montserrat" w:hAnsi="Montserrat" w:cs="Montserrat"/>
+        </w:rPr>
+        <w:lastRenderedPageBreak/>
+        <w:t xml:space="preserve">{% </w:t>
+      </w:r>
+      <w:proofErr w:type="spellStart"/>
+      <w:r>
+        <w:rPr>
+          <w:rFonts w:ascii="Montserrat" w:eastAsia="Montserrat" w:hAnsi="Montserrat" w:cs="Montserrat"/>
+        </w:rPr>
+        <w:t>if</w:t>
+      </w:r>
+      <w:proofErr w:type="spellEnd"/>
+      <w:r>
+        <w:rPr>
+          <w:rFonts w:ascii="Montserrat" w:eastAsia="Montserrat" w:hAnsi="Montserrat" w:cs="Montserrat"/>
+        </w:rPr>
+        <w:t xml:space="preserve"> PROJETO_SOM %}</w:t>
+      </w:r>
+      <w:r>
+        <w:rPr>
+          <w:rFonts w:ascii="Montserrat" w:eastAsia="Montserrat" w:hAnsi="Montserrat" w:cs="Montserrat"/>
+        </w:rPr>
+        <w:br/>
+        <w:t>• Projeto de som;</w:t>
+      </w:r>
+      <w:r>
+        <w:rPr>
+          <w:rFonts w:ascii="Montserrat" w:eastAsia="Montserrat" w:hAnsi="Montserrat" w:cs="Montserrat"/>
+        </w:rPr>
+        <w:br/>
+        <w:t xml:space="preserve">{% </w:t>
+      </w:r>
+      <w:proofErr w:type="spellStart"/>
+      <w:r>
+        <w:rPr>
+          <w:rFonts w:ascii="Montserrat" w:eastAsia="Montserrat" w:hAnsi="Montserrat" w:cs="Montserrat"/>
+        </w:rPr>
+        <w:t>endif</w:t>
+      </w:r>
+      <w:proofErr w:type="spellEnd"/>
+      <w:r>
+        <w:rPr>
+          <w:rFonts w:ascii="Montserrat" w:eastAsia="Montserrat" w:hAnsi="Montserrat" w:cs="Montserrat"/>
+        </w:rPr>
+        <w:t xml:space="preserve"> %}</w:t>
+      </w:r>
+      <w:r>
+        <w:rPr>
+          <w:rFonts w:ascii="Montserrat" w:eastAsia="Montserrat" w:hAnsi="Montserrat" w:cs="Montserrat"/>
+        </w:rPr>
+        <w:br/>
+      </w:r>
+      <w:r>
+        <w:rPr>
+          <w:rFonts w:ascii="Montserrat" w:eastAsia="Montserrat" w:hAnsi="Montserrat" w:cs="Montserrat"/>
+        </w:rPr>
+        <w:br/>
+        <w:t xml:space="preserve">{% </w:t>
+      </w:r>
+      <w:proofErr w:type="spellStart"/>
+      <w:r>
+        <w:rPr>
+          <w:rFonts w:ascii="Montserrat" w:eastAsia="Montserrat" w:hAnsi="Montserrat" w:cs="Montserrat"/>
+        </w:rPr>
+        <w:t>if</w:t>
+      </w:r>
+      <w:proofErr w:type="spellEnd"/>
+      <w:r>
+        <w:rPr>
+          <w:rFonts w:ascii="Montserrat" w:eastAsia="Montserrat" w:hAnsi="Montserrat" w:cs="Montserrat"/>
+        </w:rPr>
+        <w:t xml:space="preserve"> PROJETO_TELEFONIA %}</w:t>
+      </w:r>
+      <w:r>
+        <w:rPr>
+          <w:rFonts w:ascii="Montserrat" w:eastAsia="Montserrat" w:hAnsi="Montserrat" w:cs="Montserrat"/>
+        </w:rPr>
+        <w:br/>
+        <w:t>• Projeto de telefonia;</w:t>
+      </w:r>
+      <w:r>
+        <w:rPr>
+          <w:rFonts w:ascii="Montserrat" w:eastAsia="Montserrat" w:hAnsi="Montserrat" w:cs="Montserrat"/>
+        </w:rPr>
+        <w:br/>
+        <w:t xml:space="preserve">{% </w:t>
+      </w:r>
+      <w:proofErr w:type="spellStart"/>
+      <w:r>
+        <w:rPr>
+          <w:rFonts w:ascii="Montserrat" w:eastAsia="Montserrat" w:hAnsi="Montserrat" w:cs="Montserrat"/>
+        </w:rPr>
+        <w:t>endif</w:t>
+      </w:r>
+      <w:proofErr w:type="spellEnd"/>
+      <w:r>
+        <w:rPr>
+          <w:rFonts w:ascii="Montserrat" w:eastAsia="Montserrat" w:hAnsi="Montserrat" w:cs="Montserrat"/>
+        </w:rPr>
+        <w:t xml:space="preserve"> %}</w:t>
+      </w:r>
+      <w:r>
+        <w:rPr>
+          <w:rFonts w:ascii="Montserrat" w:eastAsia="Montserrat" w:hAnsi="Montserrat" w:cs="Montserrat"/>
+        </w:rPr>
+        <w:br/>
+      </w:r>
+      <w:r>
+        <w:rPr>
+          <w:rFonts w:ascii="Montserrat" w:eastAsia="Montserrat" w:hAnsi="Montserrat" w:cs="Montserrat"/>
+        </w:rPr>
+        <w:br/>
+        <w:t xml:space="preserve">{% </w:t>
+      </w:r>
+      <w:proofErr w:type="spellStart"/>
+      <w:r>
+        <w:rPr>
+          <w:rFonts w:ascii="Montserrat" w:eastAsia="Montserrat" w:hAnsi="Montserrat" w:cs="Montserrat"/>
+        </w:rPr>
+        <w:t>if</w:t>
+      </w:r>
+      <w:proofErr w:type="spellEnd"/>
+      <w:r>
+        <w:rPr>
+          <w:rFonts w:ascii="Montserrat" w:eastAsia="Montserrat" w:hAnsi="Montserrat" w:cs="Montserrat"/>
+        </w:rPr>
+        <w:t xml:space="preserve"> CABEAMENTO_ESTRUTURADO %}</w:t>
+      </w:r>
+      <w:r>
+        <w:rPr>
+          <w:rFonts w:ascii="Montserrat" w:eastAsia="Montserrat" w:hAnsi="Montserrat" w:cs="Montserrat"/>
+        </w:rPr>
+        <w:br/>
+        <w:t>• Cabeamento estruturado;</w:t>
+      </w:r>
+      <w:r>
+        <w:rPr>
+          <w:rFonts w:ascii="Montserrat" w:eastAsia="Montserrat" w:hAnsi="Montserrat" w:cs="Montserrat"/>
+        </w:rPr>
+        <w:br/>
+        <w:t xml:space="preserve">{% </w:t>
+      </w:r>
+      <w:proofErr w:type="spellStart"/>
+      <w:r>
+        <w:rPr>
+          <w:rFonts w:ascii="Montserrat" w:eastAsia="Montserrat" w:hAnsi="Montserrat" w:cs="Montserrat"/>
+        </w:rPr>
+        <w:t>endif</w:t>
+      </w:r>
+      <w:proofErr w:type="spellEnd"/>
+      <w:r>
+        <w:rPr>
+          <w:rFonts w:ascii="Montserrat" w:eastAsia="Montserrat" w:hAnsi="Montserrat" w:cs="Montserrat"/>
+        </w:rPr>
+        <w:t xml:space="preserve"> %}</w:t>
+      </w:r>
+      <w:r>
+        <w:rPr>
+          <w:rFonts w:ascii="Montserrat" w:eastAsia="Montserrat" w:hAnsi="Montserrat" w:cs="Montserrat"/>
+        </w:rPr>
+        <w:br/>
+      </w:r>
+      <w:r>
+        <w:rPr>
+          <w:rFonts w:ascii="Montserrat" w:eastAsia="Montserrat" w:hAnsi="Montserrat" w:cs="Montserrat"/>
+        </w:rPr>
+        <w:br/>
+        <w:t xml:space="preserve">{% </w:t>
+      </w:r>
+      <w:proofErr w:type="spellStart"/>
+      <w:r>
+        <w:rPr>
+          <w:rFonts w:ascii="Montserrat" w:eastAsia="Montserrat" w:hAnsi="Montserrat" w:cs="Montserrat"/>
+        </w:rPr>
+        <w:t>if</w:t>
+      </w:r>
+      <w:proofErr w:type="spellEnd"/>
+      <w:r>
+        <w:rPr>
+          <w:rFonts w:ascii="Montserrat" w:eastAsia="Montserrat" w:hAnsi="Montserrat" w:cs="Montserrat"/>
+        </w:rPr>
+        <w:t xml:space="preserve"> DETALHAMENTO_MARCENARIA %}</w:t>
+      </w:r>
+      <w:r>
+        <w:rPr>
+          <w:rFonts w:ascii="Montserrat" w:eastAsia="Montserrat" w:hAnsi="Montserrat" w:cs="Montserrat"/>
+        </w:rPr>
+        <w:br/>
+        <w:t>• Detalhamento de marcenaria;</w:t>
+      </w:r>
+      <w:r>
+        <w:rPr>
+          <w:rFonts w:ascii="Montserrat" w:eastAsia="Montserrat" w:hAnsi="Montserrat" w:cs="Montserrat"/>
+        </w:rPr>
+        <w:br/>
+        <w:t xml:space="preserve">{% </w:t>
+      </w:r>
+      <w:proofErr w:type="spellStart"/>
+      <w:r>
+        <w:rPr>
+          <w:rFonts w:ascii="Montserrat" w:eastAsia="Montserrat" w:hAnsi="Montserrat" w:cs="Montserrat"/>
+        </w:rPr>
+        <w:t>endif</w:t>
+      </w:r>
+      <w:proofErr w:type="spellEnd"/>
+      <w:r>
+        <w:rPr>
+          <w:rFonts w:ascii="Montserrat" w:eastAsia="Montserrat" w:hAnsi="Montserrat" w:cs="Montserrat"/>
+        </w:rPr>
+        <w:t xml:space="preserve"> %}</w:t>
+      </w:r>
+      <w:r>
+        <w:rPr>
+          <w:rFonts w:ascii="Montserrat" w:eastAsia="Montserrat" w:hAnsi="Montserrat" w:cs="Montserrat"/>
+        </w:rPr>
+        <w:br/>
+      </w:r>
+      <w:r>
+        <w:rPr>
+          <w:rFonts w:ascii="Montserrat" w:eastAsia="Montserrat" w:hAnsi="Montserrat" w:cs="Montserrat"/>
+        </w:rPr>
+        <w:br/>
+        <w:t xml:space="preserve">{% </w:t>
+      </w:r>
+      <w:proofErr w:type="spellStart"/>
+      <w:r>
+        <w:rPr>
+          <w:rFonts w:ascii="Montserrat" w:eastAsia="Montserrat" w:hAnsi="Montserrat" w:cs="Montserrat"/>
+        </w:rPr>
+        <w:t>if</w:t>
+      </w:r>
+      <w:proofErr w:type="spellEnd"/>
+      <w:r>
+        <w:rPr>
+          <w:rFonts w:ascii="Montserrat" w:eastAsia="Montserrat" w:hAnsi="Montserrat" w:cs="Montserrat"/>
+        </w:rPr>
+        <w:t xml:space="preserve"> DETALHAMENTO_MARMORARIA %}</w:t>
+      </w:r>
+      <w:r>
+        <w:rPr>
+          <w:rFonts w:ascii="Montserrat" w:eastAsia="Montserrat" w:hAnsi="Montserrat" w:cs="Montserrat"/>
+        </w:rPr>
+        <w:br/>
+        <w:t>• Detalhamento de marmoraria;</w:t>
+      </w:r>
+      <w:r>
+        <w:rPr>
+          <w:rFonts w:ascii="Montserrat" w:eastAsia="Montserrat" w:hAnsi="Montserrat" w:cs="Montserrat"/>
+        </w:rPr>
+        <w:br/>
+        <w:t xml:space="preserve">{% </w:t>
+      </w:r>
+      <w:proofErr w:type="spellStart"/>
+      <w:r>
+        <w:rPr>
+          <w:rFonts w:ascii="Montserrat" w:eastAsia="Montserrat" w:hAnsi="Montserrat" w:cs="Montserrat"/>
+        </w:rPr>
+        <w:t>endif</w:t>
+      </w:r>
+      <w:proofErr w:type="spellEnd"/>
+      <w:r>
+        <w:rPr>
+          <w:rFonts w:ascii="Montserrat" w:eastAsia="Montserrat" w:hAnsi="Montserrat" w:cs="Montserrat"/>
+        </w:rPr>
+        <w:t xml:space="preserve"> %}</w:t>
+      </w:r>
+      <w:r>
+        <w:rPr>
+          <w:rFonts w:ascii="Montserrat" w:eastAsia="Montserrat" w:hAnsi="Montserrat" w:cs="Montserrat"/>
+        </w:rPr>
+        <w:br/>
+      </w:r>
+      <w:r>
+        <w:rPr>
+          <w:rFonts w:ascii="Montserrat" w:eastAsia="Montserrat" w:hAnsi="Montserrat" w:cs="Montserrat"/>
+        </w:rPr>
+        <w:br/>
+        <w:t xml:space="preserve">{% </w:t>
+      </w:r>
+      <w:proofErr w:type="spellStart"/>
+      <w:r>
+        <w:rPr>
+          <w:rFonts w:ascii="Montserrat" w:eastAsia="Montserrat" w:hAnsi="Montserrat" w:cs="Montserrat"/>
+        </w:rPr>
+        <w:t>if</w:t>
+      </w:r>
+      <w:proofErr w:type="spellEnd"/>
+      <w:r>
+        <w:rPr>
+          <w:rFonts w:ascii="Montserrat" w:eastAsia="Montserrat" w:hAnsi="Montserrat" w:cs="Montserrat"/>
+        </w:rPr>
+        <w:t xml:space="preserve"> PLANTA_FORRO %}</w:t>
+      </w:r>
+      <w:r>
+        <w:rPr>
+          <w:rFonts w:ascii="Montserrat" w:eastAsia="Montserrat" w:hAnsi="Montserrat" w:cs="Montserrat"/>
+        </w:rPr>
+        <w:br/>
+        <w:t>• Planta de forro;</w:t>
+      </w:r>
+      <w:r>
+        <w:rPr>
+          <w:rFonts w:ascii="Montserrat" w:eastAsia="Montserrat" w:hAnsi="Montserrat" w:cs="Montserrat"/>
+        </w:rPr>
+        <w:br/>
+        <w:t xml:space="preserve">{% </w:t>
+      </w:r>
+      <w:proofErr w:type="spellStart"/>
+      <w:r>
+        <w:rPr>
+          <w:rFonts w:ascii="Montserrat" w:eastAsia="Montserrat" w:hAnsi="Montserrat" w:cs="Montserrat"/>
+        </w:rPr>
+        <w:t>endif</w:t>
+      </w:r>
+      <w:proofErr w:type="spellEnd"/>
+      <w:r>
+        <w:rPr>
+          <w:rFonts w:ascii="Montserrat" w:eastAsia="Montserrat" w:hAnsi="Montserrat" w:cs="Montserrat"/>
+        </w:rPr>
+        <w:t xml:space="preserve"> %}</w:t>
+      </w:r>
+      <w:r>
+        <w:rPr>
+          <w:rFonts w:ascii="Montserrat" w:eastAsia="Montserrat" w:hAnsi="Montserrat" w:cs="Montserrat"/>
+        </w:rPr>
+        <w:br/>
+      </w:r>
+      <w:r>
+        <w:rPr>
+          <w:rFonts w:ascii="Montserrat" w:eastAsia="Montserrat" w:hAnsi="Montserrat" w:cs="Montserrat"/>
+        </w:rPr>
+        <w:br/>
+        <w:t xml:space="preserve">{% </w:t>
+      </w:r>
+      <w:proofErr w:type="spellStart"/>
+      <w:r>
+        <w:rPr>
+          <w:rFonts w:ascii="Montserrat" w:eastAsia="Montserrat" w:hAnsi="Montserrat" w:cs="Montserrat"/>
+        </w:rPr>
+        <w:t>if</w:t>
+      </w:r>
+      <w:proofErr w:type="spellEnd"/>
+      <w:r>
+        <w:rPr>
+          <w:rFonts w:ascii="Montserrat" w:eastAsia="Montserrat" w:hAnsi="Montserrat" w:cs="Montserrat"/>
+        </w:rPr>
+        <w:t xml:space="preserve"> PLANTA_PAGINACAO_PISO %}</w:t>
+      </w:r>
+      <w:r>
+        <w:rPr>
+          <w:rFonts w:ascii="Montserrat" w:eastAsia="Montserrat" w:hAnsi="Montserrat" w:cs="Montserrat"/>
+        </w:rPr>
+        <w:br/>
+        <w:t>• Planta de paginação de piso;</w:t>
+      </w:r>
+      <w:r>
+        <w:rPr>
+          <w:rFonts w:ascii="Montserrat" w:eastAsia="Montserrat" w:hAnsi="Montserrat" w:cs="Montserrat"/>
+        </w:rPr>
+        <w:br/>
+        <w:t xml:space="preserve">{% </w:t>
+      </w:r>
+      <w:proofErr w:type="spellStart"/>
+      <w:r>
+        <w:rPr>
+          <w:rFonts w:ascii="Montserrat" w:eastAsia="Montserrat" w:hAnsi="Montserrat" w:cs="Montserrat"/>
+        </w:rPr>
+        <w:t>endif</w:t>
+      </w:r>
+      <w:proofErr w:type="spellEnd"/>
+      <w:r>
+        <w:rPr>
+          <w:rFonts w:ascii="Montserrat" w:eastAsia="Montserrat" w:hAnsi="Montserrat" w:cs="Montserrat"/>
+        </w:rPr>
+        <w:t xml:space="preserve"> %}</w:t>
+      </w:r>
+      <w:r>
+        <w:rPr>
+          <w:rFonts w:ascii="Montserrat" w:eastAsia="Montserrat" w:hAnsi="Montserrat" w:cs="Montserrat"/>
+        </w:rPr>
+        <w:br/>
+      </w:r>
+      <w:r>
+        <w:rPr>
+          <w:rFonts w:ascii="Montserrat" w:eastAsia="Montserrat" w:hAnsi="Montserrat" w:cs="Montserrat"/>
+        </w:rPr>
+        <w:br/>
+        <w:t xml:space="preserve">{% </w:t>
+      </w:r>
+      <w:proofErr w:type="spellStart"/>
+      <w:r>
+        <w:rPr>
+          <w:rFonts w:ascii="Montserrat" w:eastAsia="Montserrat" w:hAnsi="Montserrat" w:cs="Montserrat"/>
+        </w:rPr>
+        <w:t>endif</w:t>
+      </w:r>
+      <w:proofErr w:type="spellEnd"/>
+      <w:r>
+        <w:rPr>
+          <w:rFonts w:ascii="Montserrat" w:eastAsia="Montserrat" w:hAnsi="Montserrat" w:cs="Montserrat"/>
+        </w:rPr>
+        <w:t xml:space="preserve"> %}</w:t>
+      </w:r>
+    </w:p>
+    <w:p>
+      <w:pPr>
         <w:rPr>
           <w:rFonts w:ascii="Montserrat" w:eastAsia="Montserrat" w:hAnsi="Montserrat" w:cs="Montserrat"/>
         </w:rPr>
@@ -1802,7 +2548,6 @@
     </w:p>
     <w:p>
       <w:pPr>
-        <w:jc w:val="both"/>
         <w:rPr>
           <w:rFonts w:ascii="Montserrat" w:eastAsia="Montserrat" w:hAnsi="Montserrat" w:cs="Montserrat"/>
         </w:rPr>
@@ -1828,7 +2573,6 @@
     </w:p>
     <w:p>
       <w:pPr>
-        <w:jc w:val="both"/>
         <w:rPr>
           <w:rFonts w:ascii="Montserrat" w:eastAsia="Montserrat" w:hAnsi="Montserrat" w:cs="Montserrat"/>
         </w:rPr>
@@ -1860,7 +2604,6 @@
     </w:p>
     <w:p>
       <w:pPr>
-        <w:jc w:val="both"/>
         <w:rPr>
           <w:rFonts w:ascii="Montserrat" w:eastAsia="Montserrat" w:hAnsi="Montserrat" w:cs="Montserrat"/>
         </w:rPr>
@@ -1886,7 +2629,6 @@
     </w:p>
     <w:p>
       <w:pPr>
-        <w:jc w:val="both"/>
         <w:rPr>
           <w:rFonts w:ascii="Montserrat" w:eastAsia="Montserrat" w:hAnsi="Montserrat" w:cs="Montserrat"/>
         </w:rPr>
@@ -1932,6 +2674,7 @@
           <w:smallCaps/>
           <w:color w:val="1B1B1B"/>
         </w:rPr>
+        <w:lastRenderedPageBreak/>
         <w:t xml:space="preserve">CLÁUSULA </w:t>
       </w:r>
       <w:r>
@@ -1961,7 +2704,6 @@
     </w:p>
     <w:p>
       <w:pPr>
-        <w:jc w:val="both"/>
         <w:rPr>
           <w:rFonts w:ascii="Montserrat" w:eastAsia="Montserrat" w:hAnsi="Montserrat" w:cs="Montserrat"/>
           <w:b/>
@@ -1970,7 +2712,6 @@
     </w:p>
     <w:p>
       <w:pPr>
-        <w:jc w:val="both"/>
         <w:rPr>
           <w:rFonts w:ascii="Montserrat" w:eastAsia="Montserrat" w:hAnsi="Montserrat" w:cs="Montserrat"/>
         </w:rPr>
@@ -2008,7 +2749,6 @@
     </w:p>
     <w:p>
       <w:pPr>
-        <w:jc w:val="both"/>
         <w:rPr>
           <w:rFonts w:ascii="Montserrat" w:eastAsia="Montserrat" w:hAnsi="Montserrat" w:cs="Montserrat"/>
         </w:rPr>
@@ -2089,6 +2829,9 @@
     </w:p>
     <w:p>
       <w:pPr>
+        <w:pBdr>
+          <w:bottom w:val="single" w:sz="12" w:space="1" w:color="auto"/>
+        </w:pBdr>
         <w:spacing w:after="0"/>
         <w:rPr>
           <w:rFonts w:ascii="Montserrat" w:eastAsia="Montserrat" w:hAnsi="Montserrat" w:cs="Montserrat"/>
@@ -2106,7 +2849,7 @@
         <w:rPr>
           <w:rFonts w:ascii="Montserrat" w:eastAsia="Montserrat" w:hAnsi="Montserrat" w:cs="Montserrat"/>
         </w:rPr>
-        <w:t>______________________________________RODRIGUES E MADUREIRA LTDA</w:t>
+        <w:t>RODRIGUES E MADUREIRA LTDA</w:t>
       </w:r>
     </w:p>
     <w:p>
@@ -2169,25 +2912,14 @@
     </w:p>
     <w:p>
       <w:pPr>
+        <w:pBdr>
+          <w:bottom w:val="single" w:sz="12" w:space="1" w:color="auto"/>
+        </w:pBdr>
         <w:spacing w:after="0" w:line="240" w:lineRule="auto"/>
         <w:rPr>
           <w:rFonts w:ascii="Montserrat" w:eastAsia="Montserrat" w:hAnsi="Montserrat" w:cs="Montserrat"/>
         </w:rPr>
       </w:pPr>
-    </w:p>
-    <w:p>
-      <w:pPr>
-        <w:spacing w:after="0" w:line="240" w:lineRule="auto"/>
-        <w:rPr>
-          <w:rFonts w:ascii="Montserrat" w:eastAsia="Montserrat" w:hAnsi="Montserrat" w:cs="Montserrat"/>
-        </w:rPr>
-      </w:pPr>
-      <w:r>
-        <w:rPr>
-          <w:rFonts w:ascii="Montserrat" w:eastAsia="Montserrat" w:hAnsi="Montserrat" w:cs="Montserrat"/>
-        </w:rPr>
-        <w:t>______________________________________</w:t>
-      </w:r>
     </w:p>
     <w:p>
       <w:pPr>
